--- a/Docs/Phase2/Phase2_Prototype_Design_and_Technical_Note.docx
+++ b/Docs/Phase2/Phase2_Prototype_Design_and_Technical_Note.docx
@@ -2204,7 +2204,7 @@
         <w:rPr>
           <w:rFonts w:ascii="Times New Roman" w:hAnsi="Times New Roman" w:cs="Times New Roman"/>
         </w:rPr>
-        <w:t>The clean final tests ran on 18 October 2026 at 22:36:58-22:36:59 China time. They exercise logic, rendered UI components and temporary-file persistence; they do not substitute for headset perception or Player execution. Earlier module tests and f3 hardware checks retain their own source/configuration scope. Full logs, source hashes, build identity and outstanding checks are in Verification_Summary.</w:t>
+        <w:t>The NUnit case window was 22:36:58-22:36:59 China time on 18 October 2026 (1.45 s); Unity import and compilation occurred beforehand. They exercise logic, rendered UI components and temporary-file persistence; they do not substitute for headset perception or Player execution. Earlier module tests and f3 hardware checks retain their own source/configuration scope. Full logs, source hashes, build identity and outstanding checks are in Verification_Summary.</w:t>
       </w:r>
     </w:p>
     <w:p>
